--- a/Modelacion de procesos (Maria Rios)/Tablas.docx
+++ b/Modelacion de procesos (Maria Rios)/Tablas.docx
@@ -1,16 +1,16 @@
 
 <file path=word/document.xml><?xml version="1.0" encoding="utf-8"?>
-<w:document xmlns:wpc="http://schemas.microsoft.com/office/word/2010/wordprocessingCanvas" xmlns:cx="http://schemas.microsoft.com/office/drawing/2014/chartex" xmlns:cx1="http://schemas.microsoft.com/office/drawing/2015/9/8/chartex" xmlns:cx2="http://schemas.microsoft.com/office/drawing/2015/10/21/chartex" xmlns:cx3="http://schemas.microsoft.com/office/drawing/2016/5/9/chartex" xmlns:cx4="http://schemas.microsoft.com/office/drawing/2016/5/10/chartex" xmlns:cx5="http://schemas.microsoft.com/office/drawing/2016/5/11/chartex" xmlns:cx6="http://schemas.microsoft.com/office/drawing/2016/5/12/chartex" xmlns:cx7="http://schemas.microsoft.com/office/drawing/2016/5/13/chartex" xmlns:cx8="http://schemas.microsoft.com/office/drawing/2016/5/14/chartex" xmlns:mc="http://schemas.openxmlformats.org/markup-compatibility/2006" xmlns:aink="http://schemas.microsoft.com/office/drawing/2016/ink" xmlns:am3d="http://schemas.microsoft.com/office/drawing/2017/model3d" xmlns:o="urn:schemas-microsoft-com:office:office" xmlns:oel="http://schemas.microsoft.com/office/2019/extlst" xmlns:r="http://schemas.openxmlformats.org/officeDocument/2006/relationships" xmlns:m="http://schemas.openxmlformats.org/officeDocument/2006/math" xmlns:v="urn:schemas-microsoft-com:vml" xmlns:wp14="http://schemas.microsoft.com/office/word/2010/wordprocessingDrawing" xmlns:wp="http://schemas.openxmlformats.org/drawingml/2006/wordprocessingDrawing" xmlns:w10="urn:schemas-microsoft-com:office:word" xmlns:w="http://schemas.openxmlformats.org/wordprocessingml/2006/main" xmlns:w14="http://schemas.microsoft.com/office/word/2010/wordml" xmlns:w15="http://schemas.microsoft.com/office/word/2012/wordml" xmlns:w16cex="http://schemas.microsoft.com/office/word/2018/wordml/cex" xmlns:w16cid="http://schemas.microsoft.com/office/word/2016/wordml/cid" xmlns:w16="http://schemas.microsoft.com/office/word/2018/wordml" xmlns:w16sdtdh="http://schemas.microsoft.com/office/word/2020/wordml/sdtdatahash" xmlns:w16se="http://schemas.microsoft.com/office/word/2015/wordml/symex" xmlns:wpg="http://schemas.microsoft.com/office/word/2010/wordprocessingGroup" xmlns:wpi="http://schemas.microsoft.com/office/word/2010/wordprocessingInk" xmlns:wne="http://schemas.microsoft.com/office/word/2006/wordml" xmlns:wps="http://schemas.microsoft.com/office/word/2010/wordprocessingShape" mc:Ignorable="w14 w15 w16se w16cid w16 w16cex w16sdtdh wp14">
+<w:document xmlns:wpc="http://schemas.microsoft.com/office/word/2010/wordprocessingCanvas" xmlns:cx="http://schemas.microsoft.com/office/drawing/2014/chartex" xmlns:cx1="http://schemas.microsoft.com/office/drawing/2015/9/8/chartex" xmlns:cx2="http://schemas.microsoft.com/office/drawing/2015/10/21/chartex" xmlns:cx3="http://schemas.microsoft.com/office/drawing/2016/5/9/chartex" xmlns:cx4="http://schemas.microsoft.com/office/drawing/2016/5/10/chartex" xmlns:cx5="http://schemas.microsoft.com/office/drawing/2016/5/11/chartex" xmlns:cx6="http://schemas.microsoft.com/office/drawing/2016/5/12/chartex" xmlns:cx7="http://schemas.microsoft.com/office/drawing/2016/5/13/chartex" xmlns:cx8="http://schemas.microsoft.com/office/drawing/2016/5/14/chartex" xmlns:mc="http://schemas.openxmlformats.org/markup-compatibility/2006" xmlns:aink="http://schemas.microsoft.com/office/drawing/2016/ink" xmlns:am3d="http://schemas.microsoft.com/office/drawing/2017/model3d" xmlns:o="urn:schemas-microsoft-com:office:office" xmlns:r="http://schemas.openxmlformats.org/officeDocument/2006/relationships" xmlns:m="http://schemas.openxmlformats.org/officeDocument/2006/math" xmlns:v="urn:schemas-microsoft-com:vml" xmlns:wp14="http://schemas.microsoft.com/office/word/2010/wordprocessingDrawing" xmlns:wp="http://schemas.openxmlformats.org/drawingml/2006/wordprocessingDrawing" xmlns:w10="urn:schemas-microsoft-com:office:word" xmlns:w="http://schemas.openxmlformats.org/wordprocessingml/2006/main" xmlns:w14="http://schemas.microsoft.com/office/word/2010/wordml" xmlns:w15="http://schemas.microsoft.com/office/word/2012/wordml" xmlns:w16cex="http://schemas.microsoft.com/office/word/2018/wordml/cex" xmlns:w16cid="http://schemas.microsoft.com/office/word/2016/wordml/cid" xmlns:w16="http://schemas.microsoft.com/office/word/2018/wordml" xmlns:w16sdtdh="http://schemas.microsoft.com/office/word/2020/wordml/sdtdatahash" xmlns:w16se="http://schemas.microsoft.com/office/word/2015/wordml/symex" xmlns:wpg="http://schemas.microsoft.com/office/word/2010/wordprocessingGroup" xmlns:wpi="http://schemas.microsoft.com/office/word/2010/wordprocessingInk" xmlns:wne="http://schemas.microsoft.com/office/word/2006/wordml" xmlns:wps="http://schemas.microsoft.com/office/word/2010/wordprocessingShape" mc:Ignorable="w14 w15 w16se w16cid w16 w16cex w16sdtdh wp14">
   <w:body>
     <w:p>
       <w:pPr>
         <w:rPr>
-          <w:rFonts w:ascii="Times New Roman" w:hAnsi="Times New Roman" w:cs="Times New Roman"/>
+          <w:rFonts w:ascii="Trebuchet MS" w:hAnsi="Trebuchet MS" w:cs="Times New Roman"/>
         </w:rPr>
       </w:pPr>
       <w:r>
         <w:rPr>
-          <w:rFonts w:ascii="Times New Roman" w:hAnsi="Times New Roman" w:cs="Times New Roman"/>
+          <w:rFonts w:ascii="Trebuchet MS" w:hAnsi="Trebuchet MS" w:cs="Times New Roman"/>
         </w:rPr>
         <w:t>Proceso 2: Gestión de libros</w:t>
       </w:r>
@@ -18,19 +18,19 @@
     <w:p>
       <w:pPr>
         <w:rPr>
-          <w:rFonts w:ascii="Times New Roman" w:hAnsi="Times New Roman" w:cs="Times New Roman"/>
+          <w:rFonts w:ascii="Trebuchet MS" w:hAnsi="Trebuchet MS" w:cs="Times New Roman"/>
         </w:rPr>
       </w:pPr>
     </w:p>
     <w:p>
       <w:pPr>
         <w:rPr>
-          <w:rFonts w:ascii="Times New Roman" w:hAnsi="Times New Roman" w:cs="Times New Roman"/>
+          <w:rFonts w:ascii="Trebuchet MS" w:hAnsi="Trebuchet MS" w:cs="Times New Roman"/>
         </w:rPr>
       </w:pPr>
       <w:r>
         <w:rPr>
-          <w:rFonts w:ascii="Times New Roman" w:hAnsi="Times New Roman" w:cs="Times New Roman"/>
+          <w:rFonts w:ascii="Trebuchet MS" w:hAnsi="Trebuchet MS" w:cs="Times New Roman"/>
         </w:rPr>
         <w:t>Tabla 1 – Análisis del proceso</w:t>
       </w:r>
@@ -38,7 +38,7 @@
     <w:p>
       <w:pPr>
         <w:rPr>
-          <w:rFonts w:ascii="Times New Roman" w:hAnsi="Times New Roman" w:cs="Times New Roman"/>
+          <w:rFonts w:ascii="Trebuchet MS" w:hAnsi="Trebuchet MS" w:cs="Times New Roman"/>
         </w:rPr>
       </w:pPr>
     </w:p>
@@ -49,12 +49,12 @@
         <w:tblLook w:val="04A0" w:firstRow="1" w:lastRow="0" w:firstColumn="1" w:lastColumn="0" w:noHBand="0" w:noVBand="1"/>
       </w:tblPr>
       <w:tblGrid>
-        <w:gridCol w:w="554"/>
-        <w:gridCol w:w="2195"/>
-        <w:gridCol w:w="1616"/>
-        <w:gridCol w:w="1421"/>
-        <w:gridCol w:w="1452"/>
-        <w:gridCol w:w="1590"/>
+        <w:gridCol w:w="538"/>
+        <w:gridCol w:w="2066"/>
+        <w:gridCol w:w="1726"/>
+        <w:gridCol w:w="1327"/>
+        <w:gridCol w:w="1458"/>
+        <w:gridCol w:w="1713"/>
       </w:tblGrid>
       <w:tr>
         <w:tc>
@@ -64,15 +64,17 @@
           <w:p>
             <w:pPr>
               <w:rPr>
-                <w:rFonts w:ascii="Times New Roman" w:hAnsi="Times New Roman" w:cs="Times New Roman"/>
-              </w:rPr>
-            </w:pPr>
-            <w:r>
-              <w:rPr>
-                <w:rFonts w:ascii="Times New Roman" w:hAnsi="Times New Roman" w:cs="Times New Roman"/>
+                <w:rFonts w:ascii="Trebuchet MS" w:hAnsi="Trebuchet MS" w:cs="Times New Roman"/>
+              </w:rPr>
+            </w:pPr>
+            <w:proofErr w:type="spellStart"/>
+            <w:r>
+              <w:rPr>
+                <w:rFonts w:ascii="Trebuchet MS" w:hAnsi="Trebuchet MS" w:cs="Times New Roman"/>
               </w:rPr>
               <w:t>N°</w:t>
             </w:r>
+            <w:proofErr w:type="spellEnd"/>
           </w:p>
         </w:tc>
         <w:tc>
@@ -82,12 +84,12 @@
           <w:p>
             <w:pPr>
               <w:rPr>
-                <w:rFonts w:ascii="Times New Roman" w:hAnsi="Times New Roman" w:cs="Times New Roman"/>
-              </w:rPr>
-            </w:pPr>
-            <w:r>
-              <w:rPr>
-                <w:rFonts w:ascii="Times New Roman" w:hAnsi="Times New Roman" w:cs="Times New Roman"/>
+                <w:rFonts w:ascii="Trebuchet MS" w:hAnsi="Trebuchet MS" w:cs="Times New Roman"/>
+              </w:rPr>
+            </w:pPr>
+            <w:r>
+              <w:rPr>
+                <w:rFonts w:ascii="Trebuchet MS" w:hAnsi="Trebuchet MS" w:cs="Times New Roman"/>
               </w:rPr>
               <w:t>Actividad</w:t>
             </w:r>
@@ -100,12 +102,12 @@
           <w:p>
             <w:pPr>
               <w:rPr>
-                <w:rFonts w:ascii="Times New Roman" w:hAnsi="Times New Roman" w:cs="Times New Roman"/>
-              </w:rPr>
-            </w:pPr>
-            <w:r>
-              <w:rPr>
-                <w:rFonts w:ascii="Times New Roman" w:hAnsi="Times New Roman" w:cs="Times New Roman"/>
+                <w:rFonts w:ascii="Trebuchet MS" w:hAnsi="Trebuchet MS" w:cs="Times New Roman"/>
+              </w:rPr>
+            </w:pPr>
+            <w:r>
+              <w:rPr>
+                <w:rFonts w:ascii="Trebuchet MS" w:hAnsi="Trebuchet MS" w:cs="Times New Roman"/>
               </w:rPr>
               <w:t>Actor</w:t>
             </w:r>
@@ -118,12 +120,12 @@
           <w:p>
             <w:pPr>
               <w:rPr>
-                <w:rFonts w:ascii="Times New Roman" w:hAnsi="Times New Roman" w:cs="Times New Roman"/>
-              </w:rPr>
-            </w:pPr>
-            <w:r>
-              <w:rPr>
-                <w:rFonts w:ascii="Times New Roman" w:hAnsi="Times New Roman" w:cs="Times New Roman"/>
+                <w:rFonts w:ascii="Trebuchet MS" w:hAnsi="Trebuchet MS" w:cs="Times New Roman"/>
+              </w:rPr>
+            </w:pPr>
+            <w:r>
+              <w:rPr>
+                <w:rFonts w:ascii="Trebuchet MS" w:hAnsi="Trebuchet MS" w:cs="Times New Roman"/>
               </w:rPr>
               <w:t>Proceso</w:t>
             </w:r>
@@ -136,12 +138,12 @@
           <w:p>
             <w:pPr>
               <w:rPr>
-                <w:rFonts w:ascii="Times New Roman" w:hAnsi="Times New Roman" w:cs="Times New Roman"/>
-              </w:rPr>
-            </w:pPr>
-            <w:r>
-              <w:rPr>
-                <w:rFonts w:ascii="Times New Roman" w:hAnsi="Times New Roman" w:cs="Times New Roman"/>
+                <w:rFonts w:ascii="Trebuchet MS" w:hAnsi="Trebuchet MS" w:cs="Times New Roman"/>
+              </w:rPr>
+            </w:pPr>
+            <w:r>
+              <w:rPr>
+                <w:rFonts w:ascii="Trebuchet MS" w:hAnsi="Trebuchet MS" w:cs="Times New Roman"/>
               </w:rPr>
               <w:t>Salida</w:t>
             </w:r>
@@ -154,12 +156,12 @@
           <w:p>
             <w:pPr>
               <w:rPr>
-                <w:rFonts w:ascii="Times New Roman" w:hAnsi="Times New Roman" w:cs="Times New Roman"/>
-              </w:rPr>
-            </w:pPr>
-            <w:r>
-              <w:rPr>
-                <w:rFonts w:ascii="Times New Roman" w:hAnsi="Times New Roman" w:cs="Times New Roman"/>
+                <w:rFonts w:ascii="Trebuchet MS" w:hAnsi="Trebuchet MS" w:cs="Times New Roman"/>
+              </w:rPr>
+            </w:pPr>
+            <w:r>
+              <w:rPr>
+                <w:rFonts w:ascii="Trebuchet MS" w:hAnsi="Trebuchet MS" w:cs="Times New Roman"/>
               </w:rPr>
               <w:t>Problema detectado</w:t>
             </w:r>
@@ -174,12 +176,12 @@
           <w:p>
             <w:pPr>
               <w:rPr>
-                <w:rFonts w:ascii="Times New Roman" w:hAnsi="Times New Roman" w:cs="Times New Roman"/>
-              </w:rPr>
-            </w:pPr>
-            <w:r>
-              <w:rPr>
-                <w:rFonts w:ascii="Times New Roman" w:hAnsi="Times New Roman" w:cs="Times New Roman"/>
+                <w:rFonts w:ascii="Trebuchet MS" w:hAnsi="Trebuchet MS" w:cs="Times New Roman"/>
+              </w:rPr>
+            </w:pPr>
+            <w:r>
+              <w:rPr>
+                <w:rFonts w:ascii="Trebuchet MS" w:hAnsi="Trebuchet MS" w:cs="Times New Roman"/>
               </w:rPr>
               <w:t>1</w:t>
             </w:r>
@@ -192,12 +194,12 @@
           <w:p>
             <w:pPr>
               <w:rPr>
-                <w:rFonts w:ascii="Times New Roman" w:hAnsi="Times New Roman" w:cs="Times New Roman"/>
-              </w:rPr>
-            </w:pPr>
-            <w:r>
-              <w:rPr>
-                <w:rFonts w:ascii="Times New Roman" w:hAnsi="Times New Roman" w:cs="Times New Roman"/>
+                <w:rFonts w:ascii="Trebuchet MS" w:hAnsi="Trebuchet MS" w:cs="Times New Roman"/>
+              </w:rPr>
+            </w:pPr>
+            <w:r>
+              <w:rPr>
+                <w:rFonts w:ascii="Trebuchet MS" w:hAnsi="Trebuchet MS" w:cs="Times New Roman"/>
               </w:rPr>
               <w:t>Registrar libro</w:t>
             </w:r>
@@ -210,12 +212,12 @@
           <w:p>
             <w:pPr>
               <w:rPr>
-                <w:rFonts w:ascii="Times New Roman" w:hAnsi="Times New Roman" w:cs="Times New Roman"/>
-              </w:rPr>
-            </w:pPr>
-            <w:r>
-              <w:rPr>
-                <w:rFonts w:ascii="Times New Roman" w:hAnsi="Times New Roman" w:cs="Times New Roman"/>
+                <w:rFonts w:ascii="Trebuchet MS" w:hAnsi="Trebuchet MS" w:cs="Times New Roman"/>
+              </w:rPr>
+            </w:pPr>
+            <w:r>
+              <w:rPr>
+                <w:rFonts w:ascii="Trebuchet MS" w:hAnsi="Trebuchet MS" w:cs="Times New Roman"/>
               </w:rPr>
               <w:t>Administrador</w:t>
             </w:r>
@@ -228,12 +230,12 @@
           <w:p>
             <w:pPr>
               <w:rPr>
-                <w:rFonts w:ascii="Times New Roman" w:hAnsi="Times New Roman" w:cs="Times New Roman"/>
-              </w:rPr>
-            </w:pPr>
-            <w:r>
-              <w:rPr>
-                <w:rFonts w:ascii="Times New Roman" w:hAnsi="Times New Roman" w:cs="Times New Roman"/>
+                <w:rFonts w:ascii="Trebuchet MS" w:hAnsi="Trebuchet MS" w:cs="Times New Roman"/>
+              </w:rPr>
+            </w:pPr>
+            <w:r>
+              <w:rPr>
+                <w:rFonts w:ascii="Trebuchet MS" w:hAnsi="Trebuchet MS" w:cs="Times New Roman"/>
               </w:rPr>
               <w:t>Datos del libro</w:t>
             </w:r>
@@ -246,12 +248,12 @@
           <w:p>
             <w:pPr>
               <w:rPr>
-                <w:rFonts w:ascii="Times New Roman" w:hAnsi="Times New Roman" w:cs="Times New Roman"/>
-              </w:rPr>
-            </w:pPr>
-            <w:r>
-              <w:rPr>
-                <w:rFonts w:ascii="Times New Roman" w:hAnsi="Times New Roman" w:cs="Times New Roman"/>
+                <w:rFonts w:ascii="Trebuchet MS" w:hAnsi="Trebuchet MS" w:cs="Times New Roman"/>
+              </w:rPr>
+            </w:pPr>
+            <w:r>
+              <w:rPr>
+                <w:rFonts w:ascii="Trebuchet MS" w:hAnsi="Trebuchet MS" w:cs="Times New Roman"/>
               </w:rPr>
               <w:t>Libro registrado</w:t>
             </w:r>
@@ -264,12 +266,12 @@
           <w:p>
             <w:pPr>
               <w:rPr>
-                <w:rFonts w:ascii="Times New Roman" w:hAnsi="Times New Roman" w:cs="Times New Roman"/>
-              </w:rPr>
-            </w:pPr>
-            <w:r>
-              <w:rPr>
-                <w:rFonts w:ascii="Times New Roman" w:hAnsi="Times New Roman" w:cs="Times New Roman"/>
+                <w:rFonts w:ascii="Trebuchet MS" w:hAnsi="Trebuchet MS" w:cs="Times New Roman"/>
+              </w:rPr>
+            </w:pPr>
+            <w:r>
+              <w:rPr>
+                <w:rFonts w:ascii="Trebuchet MS" w:hAnsi="Trebuchet MS" w:cs="Times New Roman"/>
               </w:rPr>
               <w:t>Se cometen errores ingresar algunos daos del libro</w:t>
             </w:r>
@@ -284,12 +286,12 @@
           <w:p>
             <w:pPr>
               <w:rPr>
-                <w:rFonts w:ascii="Times New Roman" w:hAnsi="Times New Roman" w:cs="Times New Roman"/>
-              </w:rPr>
-            </w:pPr>
-            <w:r>
-              <w:rPr>
-                <w:rFonts w:ascii="Times New Roman" w:hAnsi="Times New Roman" w:cs="Times New Roman"/>
+                <w:rFonts w:ascii="Trebuchet MS" w:hAnsi="Trebuchet MS" w:cs="Times New Roman"/>
+              </w:rPr>
+            </w:pPr>
+            <w:r>
+              <w:rPr>
+                <w:rFonts w:ascii="Trebuchet MS" w:hAnsi="Trebuchet MS" w:cs="Times New Roman"/>
               </w:rPr>
               <w:t>2</w:t>
             </w:r>
@@ -302,12 +304,12 @@
           <w:p>
             <w:pPr>
               <w:rPr>
-                <w:rFonts w:ascii="Times New Roman" w:hAnsi="Times New Roman" w:cs="Times New Roman"/>
-              </w:rPr>
-            </w:pPr>
-            <w:r>
-              <w:rPr>
-                <w:rFonts w:ascii="Times New Roman" w:hAnsi="Times New Roman" w:cs="Times New Roman"/>
+                <w:rFonts w:ascii="Trebuchet MS" w:hAnsi="Trebuchet MS" w:cs="Times New Roman"/>
+              </w:rPr>
+            </w:pPr>
+            <w:r>
+              <w:rPr>
+                <w:rFonts w:ascii="Trebuchet MS" w:hAnsi="Trebuchet MS" w:cs="Times New Roman"/>
               </w:rPr>
               <w:t>Consultar libros</w:t>
             </w:r>
@@ -320,12 +322,12 @@
           <w:p>
             <w:pPr>
               <w:rPr>
-                <w:rFonts w:ascii="Times New Roman" w:hAnsi="Times New Roman" w:cs="Times New Roman"/>
-              </w:rPr>
-            </w:pPr>
-            <w:r>
-              <w:rPr>
-                <w:rFonts w:ascii="Times New Roman" w:hAnsi="Times New Roman" w:cs="Times New Roman"/>
+                <w:rFonts w:ascii="Trebuchet MS" w:hAnsi="Trebuchet MS" w:cs="Times New Roman"/>
+              </w:rPr>
+            </w:pPr>
+            <w:r>
+              <w:rPr>
+                <w:rFonts w:ascii="Trebuchet MS" w:hAnsi="Trebuchet MS" w:cs="Times New Roman"/>
               </w:rPr>
               <w:t>Bibliotecario</w:t>
             </w:r>
@@ -338,12 +340,12 @@
           <w:p>
             <w:pPr>
               <w:rPr>
-                <w:rFonts w:ascii="Times New Roman" w:hAnsi="Times New Roman" w:cs="Times New Roman"/>
-              </w:rPr>
-            </w:pPr>
-            <w:r>
-              <w:rPr>
-                <w:rFonts w:ascii="Times New Roman" w:hAnsi="Times New Roman" w:cs="Times New Roman"/>
+                <w:rFonts w:ascii="Trebuchet MS" w:hAnsi="Trebuchet MS" w:cs="Times New Roman"/>
+              </w:rPr>
+            </w:pPr>
+            <w:r>
+              <w:rPr>
+                <w:rFonts w:ascii="Trebuchet MS" w:hAnsi="Trebuchet MS" w:cs="Times New Roman"/>
               </w:rPr>
               <w:t>Ingresar título del libro</w:t>
             </w:r>
@@ -356,12 +358,12 @@
           <w:p>
             <w:pPr>
               <w:rPr>
-                <w:rFonts w:ascii="Times New Roman" w:hAnsi="Times New Roman" w:cs="Times New Roman"/>
-              </w:rPr>
-            </w:pPr>
-            <w:r>
-              <w:rPr>
-                <w:rFonts w:ascii="Times New Roman" w:hAnsi="Times New Roman" w:cs="Times New Roman"/>
+                <w:rFonts w:ascii="Trebuchet MS" w:hAnsi="Trebuchet MS" w:cs="Times New Roman"/>
+              </w:rPr>
+            </w:pPr>
+            <w:r>
+              <w:rPr>
+                <w:rFonts w:ascii="Trebuchet MS" w:hAnsi="Trebuchet MS" w:cs="Times New Roman"/>
               </w:rPr>
               <w:t>Libro encontrado</w:t>
             </w:r>
@@ -374,12 +376,12 @@
           <w:p>
             <w:pPr>
               <w:rPr>
-                <w:rFonts w:ascii="Times New Roman" w:hAnsi="Times New Roman" w:cs="Times New Roman"/>
-              </w:rPr>
-            </w:pPr>
-            <w:r>
-              <w:rPr>
-                <w:rFonts w:ascii="Times New Roman" w:hAnsi="Times New Roman" w:cs="Times New Roman"/>
+                <w:rFonts w:ascii="Trebuchet MS" w:hAnsi="Trebuchet MS" w:cs="Times New Roman"/>
+              </w:rPr>
+            </w:pPr>
+            <w:r>
+              <w:rPr>
+                <w:rFonts w:ascii="Trebuchet MS" w:hAnsi="Trebuchet MS" w:cs="Times New Roman"/>
               </w:rPr>
               <w:t>Búsqueda lenta, se tienen que buscar entre varias páginas lo que retrasa el proceso</w:t>
             </w:r>
@@ -394,12 +396,12 @@
           <w:p>
             <w:pPr>
               <w:rPr>
-                <w:rFonts w:ascii="Times New Roman" w:hAnsi="Times New Roman" w:cs="Times New Roman"/>
-              </w:rPr>
-            </w:pPr>
-            <w:r>
-              <w:rPr>
-                <w:rFonts w:ascii="Times New Roman" w:hAnsi="Times New Roman" w:cs="Times New Roman"/>
+                <w:rFonts w:ascii="Trebuchet MS" w:hAnsi="Trebuchet MS" w:cs="Times New Roman"/>
+              </w:rPr>
+            </w:pPr>
+            <w:r>
+              <w:rPr>
+                <w:rFonts w:ascii="Trebuchet MS" w:hAnsi="Trebuchet MS" w:cs="Times New Roman"/>
               </w:rPr>
               <w:t>3</w:t>
             </w:r>
@@ -412,12 +414,12 @@
           <w:p>
             <w:pPr>
               <w:rPr>
-                <w:rFonts w:ascii="Times New Roman" w:hAnsi="Times New Roman" w:cs="Times New Roman"/>
-              </w:rPr>
-            </w:pPr>
-            <w:r>
-              <w:rPr>
-                <w:rFonts w:ascii="Times New Roman" w:hAnsi="Times New Roman" w:cs="Times New Roman"/>
+                <w:rFonts w:ascii="Trebuchet MS" w:hAnsi="Trebuchet MS" w:cs="Times New Roman"/>
+              </w:rPr>
+            </w:pPr>
+            <w:r>
+              <w:rPr>
+                <w:rFonts w:ascii="Trebuchet MS" w:hAnsi="Trebuchet MS" w:cs="Times New Roman"/>
               </w:rPr>
               <w:t>Ver disponibilidad</w:t>
             </w:r>
@@ -430,12 +432,12 @@
           <w:p>
             <w:pPr>
               <w:rPr>
-                <w:rFonts w:ascii="Times New Roman" w:hAnsi="Times New Roman" w:cs="Times New Roman"/>
-              </w:rPr>
-            </w:pPr>
-            <w:r>
-              <w:rPr>
-                <w:rFonts w:ascii="Times New Roman" w:hAnsi="Times New Roman" w:cs="Times New Roman"/>
+                <w:rFonts w:ascii="Trebuchet MS" w:hAnsi="Trebuchet MS" w:cs="Times New Roman"/>
+              </w:rPr>
+            </w:pPr>
+            <w:r>
+              <w:rPr>
+                <w:rFonts w:ascii="Trebuchet MS" w:hAnsi="Trebuchet MS" w:cs="Times New Roman"/>
               </w:rPr>
               <w:t>Bibliotecario</w:t>
             </w:r>
@@ -448,12 +450,12 @@
           <w:p>
             <w:pPr>
               <w:rPr>
-                <w:rFonts w:ascii="Times New Roman" w:hAnsi="Times New Roman" w:cs="Times New Roman"/>
-              </w:rPr>
-            </w:pPr>
-            <w:r>
-              <w:rPr>
-                <w:rFonts w:ascii="Times New Roman" w:hAnsi="Times New Roman" w:cs="Times New Roman"/>
+                <w:rFonts w:ascii="Trebuchet MS" w:hAnsi="Trebuchet MS" w:cs="Times New Roman"/>
+              </w:rPr>
+            </w:pPr>
+            <w:r>
+              <w:rPr>
+                <w:rFonts w:ascii="Trebuchet MS" w:hAnsi="Trebuchet MS" w:cs="Times New Roman"/>
               </w:rPr>
               <w:t>Ingresar código del libro</w:t>
             </w:r>
@@ -466,12 +468,12 @@
           <w:p>
             <w:pPr>
               <w:rPr>
-                <w:rFonts w:ascii="Times New Roman" w:hAnsi="Times New Roman" w:cs="Times New Roman"/>
-              </w:rPr>
-            </w:pPr>
-            <w:r>
-              <w:rPr>
-                <w:rFonts w:ascii="Times New Roman" w:hAnsi="Times New Roman" w:cs="Times New Roman"/>
+                <w:rFonts w:ascii="Trebuchet MS" w:hAnsi="Trebuchet MS" w:cs="Times New Roman"/>
+              </w:rPr>
+            </w:pPr>
+            <w:r>
+              <w:rPr>
+                <w:rFonts w:ascii="Trebuchet MS" w:hAnsi="Trebuchet MS" w:cs="Times New Roman"/>
               </w:rPr>
               <w:t>Ver el estado del libro</w:t>
             </w:r>
@@ -484,12 +486,12 @@
           <w:p>
             <w:pPr>
               <w:rPr>
-                <w:rFonts w:ascii="Times New Roman" w:hAnsi="Times New Roman" w:cs="Times New Roman"/>
-              </w:rPr>
-            </w:pPr>
-            <w:r>
-              <w:rPr>
-                <w:rFonts w:ascii="Times New Roman" w:hAnsi="Times New Roman" w:cs="Times New Roman"/>
+                <w:rFonts w:ascii="Trebuchet MS" w:hAnsi="Trebuchet MS" w:cs="Times New Roman"/>
+              </w:rPr>
+            </w:pPr>
+            <w:r>
+              <w:rPr>
+                <w:rFonts w:ascii="Trebuchet MS" w:hAnsi="Trebuchet MS" w:cs="Times New Roman"/>
               </w:rPr>
               <w:t>No se puede verificar la disponibilidad hasta buscarlo físicamente</w:t>
             </w:r>
@@ -500,26 +502,26 @@
     <w:p>
       <w:pPr>
         <w:rPr>
-          <w:rFonts w:ascii="Times New Roman" w:hAnsi="Times New Roman" w:cs="Times New Roman"/>
+          <w:rFonts w:ascii="Trebuchet MS" w:hAnsi="Trebuchet MS" w:cs="Times New Roman"/>
         </w:rPr>
       </w:pPr>
     </w:p>
     <w:p>
       <w:pPr>
         <w:rPr>
-          <w:rFonts w:ascii="Times New Roman" w:hAnsi="Times New Roman" w:cs="Times New Roman"/>
+          <w:rFonts w:ascii="Trebuchet MS" w:hAnsi="Trebuchet MS" w:cs="Times New Roman"/>
         </w:rPr>
       </w:pPr>
     </w:p>
     <w:p>
       <w:pPr>
         <w:rPr>
-          <w:rFonts w:ascii="Times New Roman" w:hAnsi="Times New Roman" w:cs="Times New Roman"/>
+          <w:rFonts w:ascii="Trebuchet MS" w:hAnsi="Trebuchet MS" w:cs="Times New Roman"/>
         </w:rPr>
       </w:pPr>
       <w:r>
         <w:rPr>
-          <w:rFonts w:ascii="Times New Roman" w:hAnsi="Times New Roman" w:cs="Times New Roman"/>
+          <w:rFonts w:ascii="Trebuchet MS" w:hAnsi="Trebuchet MS" w:cs="Times New Roman"/>
         </w:rPr>
         <w:t>Tabla 2 – Análisis de problemas</w:t>
       </w:r>
@@ -543,12 +545,12 @@
           <w:p>
             <w:pPr>
               <w:rPr>
-                <w:rFonts w:ascii="Times New Roman" w:hAnsi="Times New Roman" w:cs="Times New Roman"/>
-              </w:rPr>
-            </w:pPr>
-            <w:r>
-              <w:rPr>
-                <w:rFonts w:ascii="Times New Roman" w:hAnsi="Times New Roman" w:cs="Times New Roman"/>
+                <w:rFonts w:ascii="Trebuchet MS" w:hAnsi="Trebuchet MS" w:cs="Times New Roman"/>
+              </w:rPr>
+            </w:pPr>
+            <w:r>
+              <w:rPr>
+                <w:rFonts w:ascii="Trebuchet MS" w:hAnsi="Trebuchet MS" w:cs="Times New Roman"/>
               </w:rPr>
               <w:t>Problema detectado</w:t>
             </w:r>
@@ -561,12 +563,12 @@
           <w:p>
             <w:pPr>
               <w:rPr>
-                <w:rFonts w:ascii="Times New Roman" w:hAnsi="Times New Roman" w:cs="Times New Roman"/>
-              </w:rPr>
-            </w:pPr>
-            <w:r>
-              <w:rPr>
-                <w:rFonts w:ascii="Times New Roman" w:hAnsi="Times New Roman" w:cs="Times New Roman"/>
+                <w:rFonts w:ascii="Trebuchet MS" w:hAnsi="Trebuchet MS" w:cs="Times New Roman"/>
+              </w:rPr>
+            </w:pPr>
+            <w:r>
+              <w:rPr>
+                <w:rFonts w:ascii="Trebuchet MS" w:hAnsi="Trebuchet MS" w:cs="Times New Roman"/>
               </w:rPr>
               <w:t>Impacto</w:t>
             </w:r>
@@ -579,12 +581,12 @@
           <w:p>
             <w:pPr>
               <w:rPr>
-                <w:rFonts w:ascii="Times New Roman" w:hAnsi="Times New Roman" w:cs="Times New Roman"/>
-              </w:rPr>
-            </w:pPr>
-            <w:r>
-              <w:rPr>
-                <w:rFonts w:ascii="Times New Roman" w:hAnsi="Times New Roman" w:cs="Times New Roman"/>
+                <w:rFonts w:ascii="Trebuchet MS" w:hAnsi="Trebuchet MS" w:cs="Times New Roman"/>
+              </w:rPr>
+            </w:pPr>
+            <w:r>
+              <w:rPr>
+                <w:rFonts w:ascii="Trebuchet MS" w:hAnsi="Trebuchet MS" w:cs="Times New Roman"/>
               </w:rPr>
               <w:t>Oportunidad de mejora</w:t>
             </w:r>
@@ -599,12 +601,12 @@
           <w:p>
             <w:pPr>
               <w:rPr>
-                <w:rFonts w:ascii="Times New Roman" w:hAnsi="Times New Roman" w:cs="Times New Roman"/>
-              </w:rPr>
-            </w:pPr>
-            <w:r>
-              <w:rPr>
-                <w:rFonts w:ascii="Times New Roman" w:hAnsi="Times New Roman" w:cs="Times New Roman"/>
+                <w:rFonts w:ascii="Trebuchet MS" w:hAnsi="Trebuchet MS" w:cs="Times New Roman"/>
+              </w:rPr>
+            </w:pPr>
+            <w:r>
+              <w:rPr>
+                <w:rFonts w:ascii="Trebuchet MS" w:hAnsi="Trebuchet MS" w:cs="Times New Roman"/>
               </w:rPr>
               <w:t>Se cometen errores ingresar algunos daos del libro</w:t>
             </w:r>
@@ -617,12 +619,12 @@
           <w:p>
             <w:pPr>
               <w:rPr>
-                <w:rFonts w:ascii="Times New Roman" w:hAnsi="Times New Roman" w:cs="Times New Roman"/>
-              </w:rPr>
-            </w:pPr>
-            <w:r>
-              <w:rPr>
-                <w:rFonts w:ascii="Times New Roman" w:hAnsi="Times New Roman" w:cs="Times New Roman"/>
+                <w:rFonts w:ascii="Trebuchet MS" w:hAnsi="Trebuchet MS" w:cs="Times New Roman"/>
+              </w:rPr>
+            </w:pPr>
+            <w:r>
+              <w:rPr>
+                <w:rFonts w:ascii="Trebuchet MS" w:hAnsi="Trebuchet MS" w:cs="Times New Roman"/>
               </w:rPr>
               <w:t>Error en datos</w:t>
             </w:r>
@@ -635,12 +637,12 @@
           <w:p>
             <w:pPr>
               <w:rPr>
-                <w:rFonts w:ascii="Times New Roman" w:hAnsi="Times New Roman" w:cs="Times New Roman"/>
-              </w:rPr>
-            </w:pPr>
-            <w:r>
-              <w:rPr>
-                <w:rFonts w:ascii="Times New Roman" w:hAnsi="Times New Roman" w:cs="Times New Roman"/>
+                <w:rFonts w:ascii="Trebuchet MS" w:hAnsi="Trebuchet MS" w:cs="Times New Roman"/>
+              </w:rPr>
+            </w:pPr>
+            <w:r>
+              <w:rPr>
+                <w:rFonts w:ascii="Trebuchet MS" w:hAnsi="Trebuchet MS" w:cs="Times New Roman"/>
               </w:rPr>
               <w:t>Sistema de ingreso digital</w:t>
             </w:r>
@@ -655,12 +657,12 @@
           <w:p>
             <w:pPr>
               <w:rPr>
-                <w:rFonts w:ascii="Times New Roman" w:hAnsi="Times New Roman" w:cs="Times New Roman"/>
-              </w:rPr>
-            </w:pPr>
-            <w:r>
-              <w:rPr>
-                <w:rFonts w:ascii="Times New Roman" w:hAnsi="Times New Roman" w:cs="Times New Roman"/>
+                <w:rFonts w:ascii="Trebuchet MS" w:hAnsi="Trebuchet MS" w:cs="Times New Roman"/>
+              </w:rPr>
+            </w:pPr>
+            <w:r>
+              <w:rPr>
+                <w:rFonts w:ascii="Trebuchet MS" w:hAnsi="Trebuchet MS" w:cs="Times New Roman"/>
               </w:rPr>
               <w:t>Búsqueda lenta, se tienen que buscar entre varias páginas lo que retrasa el proceso</w:t>
             </w:r>
@@ -673,12 +675,12 @@
           <w:p>
             <w:pPr>
               <w:rPr>
-                <w:rFonts w:ascii="Times New Roman" w:hAnsi="Times New Roman" w:cs="Times New Roman"/>
-              </w:rPr>
-            </w:pPr>
-            <w:r>
-              <w:rPr>
-                <w:rFonts w:ascii="Times New Roman" w:hAnsi="Times New Roman" w:cs="Times New Roman"/>
+                <w:rFonts w:ascii="Trebuchet MS" w:hAnsi="Trebuchet MS" w:cs="Times New Roman"/>
+              </w:rPr>
+            </w:pPr>
+            <w:r>
+              <w:rPr>
+                <w:rFonts w:ascii="Trebuchet MS" w:hAnsi="Trebuchet MS" w:cs="Times New Roman"/>
               </w:rPr>
               <w:t>Pérdida de tiempo</w:t>
             </w:r>
@@ -691,12 +693,12 @@
           <w:p>
             <w:pPr>
               <w:rPr>
-                <w:rFonts w:ascii="Times New Roman" w:hAnsi="Times New Roman" w:cs="Times New Roman"/>
-              </w:rPr>
-            </w:pPr>
-            <w:r>
-              <w:rPr>
-                <w:rFonts w:ascii="Times New Roman" w:hAnsi="Times New Roman" w:cs="Times New Roman"/>
+                <w:rFonts w:ascii="Trebuchet MS" w:hAnsi="Trebuchet MS" w:cs="Times New Roman"/>
+              </w:rPr>
+            </w:pPr>
+            <w:r>
+              <w:rPr>
+                <w:rFonts w:ascii="Trebuchet MS" w:hAnsi="Trebuchet MS" w:cs="Times New Roman"/>
               </w:rPr>
               <w:t>Búsqueda digitalizada</w:t>
             </w:r>
@@ -711,12 +713,12 @@
           <w:p>
             <w:pPr>
               <w:rPr>
-                <w:rFonts w:ascii="Times New Roman" w:hAnsi="Times New Roman" w:cs="Times New Roman"/>
-              </w:rPr>
-            </w:pPr>
-            <w:r>
-              <w:rPr>
-                <w:rFonts w:ascii="Times New Roman" w:hAnsi="Times New Roman" w:cs="Times New Roman"/>
+                <w:rFonts w:ascii="Trebuchet MS" w:hAnsi="Trebuchet MS" w:cs="Times New Roman"/>
+              </w:rPr>
+            </w:pPr>
+            <w:r>
+              <w:rPr>
+                <w:rFonts w:ascii="Trebuchet MS" w:hAnsi="Trebuchet MS" w:cs="Times New Roman"/>
               </w:rPr>
               <w:t>No se puede verificar la disponibilidad hasta buscarlo físicamente</w:t>
             </w:r>
@@ -729,12 +731,12 @@
           <w:p>
             <w:pPr>
               <w:rPr>
-                <w:rFonts w:ascii="Times New Roman" w:hAnsi="Times New Roman" w:cs="Times New Roman"/>
-              </w:rPr>
-            </w:pPr>
-            <w:r>
-              <w:rPr>
-                <w:rFonts w:ascii="Times New Roman" w:hAnsi="Times New Roman" w:cs="Times New Roman"/>
+                <w:rFonts w:ascii="Trebuchet MS" w:hAnsi="Trebuchet MS" w:cs="Times New Roman"/>
+              </w:rPr>
+            </w:pPr>
+            <w:r>
+              <w:rPr>
+                <w:rFonts w:ascii="Trebuchet MS" w:hAnsi="Trebuchet MS" w:cs="Times New Roman"/>
               </w:rPr>
               <w:t>Retraso en los préstamos</w:t>
             </w:r>
@@ -747,12 +749,12 @@
           <w:p>
             <w:pPr>
               <w:rPr>
-                <w:rFonts w:ascii="Times New Roman" w:hAnsi="Times New Roman" w:cs="Times New Roman"/>
-              </w:rPr>
-            </w:pPr>
-            <w:r>
-              <w:rPr>
-                <w:rFonts w:ascii="Times New Roman" w:hAnsi="Times New Roman" w:cs="Times New Roman"/>
+                <w:rFonts w:ascii="Trebuchet MS" w:hAnsi="Trebuchet MS" w:cs="Times New Roman"/>
+              </w:rPr>
+            </w:pPr>
+            <w:r>
+              <w:rPr>
+                <w:rFonts w:ascii="Trebuchet MS" w:hAnsi="Trebuchet MS" w:cs="Times New Roman"/>
               </w:rPr>
               <w:t>Stock en tiempo real</w:t>
             </w:r>
@@ -763,42 +765,41 @@
     <w:p>
       <w:pPr>
         <w:rPr>
-          <w:rFonts w:ascii="Times New Roman" w:hAnsi="Times New Roman" w:cs="Times New Roman"/>
+          <w:rFonts w:ascii="Trebuchet MS" w:hAnsi="Trebuchet MS" w:cs="Times New Roman"/>
         </w:rPr>
       </w:pPr>
     </w:p>
     <w:p>
       <w:pPr>
         <w:rPr>
-          <w:rFonts w:ascii="Times New Roman" w:hAnsi="Times New Roman" w:cs="Times New Roman"/>
+          <w:rFonts w:ascii="Trebuchet MS" w:hAnsi="Trebuchet MS" w:cs="Times New Roman"/>
         </w:rPr>
       </w:pPr>
     </w:p>
     <w:p>
       <w:pPr>
         <w:rPr>
-          <w:rFonts w:ascii="Times New Roman" w:hAnsi="Times New Roman" w:cs="Times New Roman"/>
+          <w:rFonts w:ascii="Trebuchet MS" w:hAnsi="Trebuchet MS" w:cs="Times New Roman"/>
         </w:rPr>
       </w:pPr>
     </w:p>
     <w:p>
       <w:pPr>
         <w:rPr>
-          <w:rFonts w:ascii="Times New Roman" w:hAnsi="Times New Roman" w:cs="Times New Roman"/>
+          <w:rFonts w:ascii="Trebuchet MS" w:hAnsi="Trebuchet MS" w:cs="Times New Roman"/>
         </w:rPr>
       </w:pPr>
       <w:r>
         <w:rPr>
-          <w:rFonts w:ascii="Times New Roman" w:hAnsi="Times New Roman" w:cs="Times New Roman"/>
+          <w:rFonts w:ascii="Trebuchet MS" w:hAnsi="Trebuchet MS" w:cs="Times New Roman"/>
         </w:rPr>
-        <w:lastRenderedPageBreak/>
         <w:t>Tabla 3 – Requerimientos funcionales</w:t>
       </w:r>
     </w:p>
     <w:p>
       <w:pPr>
         <w:rPr>
-          <w:rFonts w:ascii="Times New Roman" w:hAnsi="Times New Roman" w:cs="Times New Roman"/>
+          <w:rFonts w:ascii="Trebuchet MS" w:hAnsi="Trebuchet MS" w:cs="Times New Roman"/>
         </w:rPr>
       </w:pPr>
     </w:p>
@@ -822,15 +823,17 @@
           <w:p>
             <w:pPr>
               <w:rPr>
-                <w:rFonts w:ascii="Times New Roman" w:hAnsi="Times New Roman" w:cs="Times New Roman"/>
-              </w:rPr>
-            </w:pPr>
-            <w:r>
-              <w:rPr>
-                <w:rFonts w:ascii="Times New Roman" w:hAnsi="Times New Roman" w:cs="Times New Roman"/>
+                <w:rFonts w:ascii="Trebuchet MS" w:hAnsi="Trebuchet MS" w:cs="Times New Roman"/>
+              </w:rPr>
+            </w:pPr>
+            <w:proofErr w:type="spellStart"/>
+            <w:r>
+              <w:rPr>
+                <w:rFonts w:ascii="Trebuchet MS" w:hAnsi="Trebuchet MS" w:cs="Times New Roman"/>
               </w:rPr>
               <w:t>N°</w:t>
             </w:r>
+            <w:proofErr w:type="spellEnd"/>
           </w:p>
         </w:tc>
         <w:tc>
@@ -840,12 +843,12 @@
           <w:p>
             <w:pPr>
               <w:rPr>
-                <w:rFonts w:ascii="Times New Roman" w:hAnsi="Times New Roman" w:cs="Times New Roman"/>
-              </w:rPr>
-            </w:pPr>
-            <w:r>
-              <w:rPr>
-                <w:rFonts w:ascii="Times New Roman" w:hAnsi="Times New Roman" w:cs="Times New Roman"/>
+                <w:rFonts w:ascii="Trebuchet MS" w:hAnsi="Trebuchet MS" w:cs="Times New Roman"/>
+              </w:rPr>
+            </w:pPr>
+            <w:r>
+              <w:rPr>
+                <w:rFonts w:ascii="Trebuchet MS" w:hAnsi="Trebuchet MS" w:cs="Times New Roman"/>
               </w:rPr>
               <w:t>Requerimiento funcional</w:t>
             </w:r>
@@ -858,12 +861,12 @@
           <w:p>
             <w:pPr>
               <w:rPr>
-                <w:rFonts w:ascii="Times New Roman" w:hAnsi="Times New Roman" w:cs="Times New Roman"/>
-              </w:rPr>
-            </w:pPr>
-            <w:r>
-              <w:rPr>
-                <w:rFonts w:ascii="Times New Roman" w:hAnsi="Times New Roman" w:cs="Times New Roman"/>
+                <w:rFonts w:ascii="Trebuchet MS" w:hAnsi="Trebuchet MS" w:cs="Times New Roman"/>
+              </w:rPr>
+            </w:pPr>
+            <w:r>
+              <w:rPr>
+                <w:rFonts w:ascii="Trebuchet MS" w:hAnsi="Trebuchet MS" w:cs="Times New Roman"/>
               </w:rPr>
               <w:t>Descripción</w:t>
             </w:r>
@@ -876,12 +879,12 @@
           <w:p>
             <w:pPr>
               <w:rPr>
-                <w:rFonts w:ascii="Times New Roman" w:hAnsi="Times New Roman" w:cs="Times New Roman"/>
-              </w:rPr>
-            </w:pPr>
-            <w:r>
-              <w:rPr>
-                <w:rFonts w:ascii="Times New Roman" w:hAnsi="Times New Roman" w:cs="Times New Roman"/>
+                <w:rFonts w:ascii="Trebuchet MS" w:hAnsi="Trebuchet MS" w:cs="Times New Roman"/>
+              </w:rPr>
+            </w:pPr>
+            <w:r>
+              <w:rPr>
+                <w:rFonts w:ascii="Trebuchet MS" w:hAnsi="Trebuchet MS" w:cs="Times New Roman"/>
               </w:rPr>
               <w:t>Relacionado</w:t>
             </w:r>
@@ -896,12 +899,12 @@
           <w:p>
             <w:pPr>
               <w:rPr>
-                <w:rFonts w:ascii="Times New Roman" w:hAnsi="Times New Roman" w:cs="Times New Roman"/>
-              </w:rPr>
-            </w:pPr>
-            <w:r>
-              <w:rPr>
-                <w:rFonts w:ascii="Times New Roman" w:hAnsi="Times New Roman" w:cs="Times New Roman"/>
+                <w:rFonts w:ascii="Trebuchet MS" w:hAnsi="Trebuchet MS" w:cs="Times New Roman"/>
+              </w:rPr>
+            </w:pPr>
+            <w:r>
+              <w:rPr>
+                <w:rFonts w:ascii="Trebuchet MS" w:hAnsi="Trebuchet MS" w:cs="Times New Roman"/>
               </w:rPr>
               <w:t>RF1</w:t>
             </w:r>
@@ -914,12 +917,12 @@
           <w:p>
             <w:pPr>
               <w:rPr>
-                <w:rFonts w:ascii="Times New Roman" w:hAnsi="Times New Roman" w:cs="Times New Roman"/>
-              </w:rPr>
-            </w:pPr>
-            <w:r>
-              <w:rPr>
-                <w:rFonts w:ascii="Times New Roman" w:hAnsi="Times New Roman" w:cs="Times New Roman"/>
+                <w:rFonts w:ascii="Trebuchet MS" w:hAnsi="Trebuchet MS" w:cs="Times New Roman"/>
+              </w:rPr>
+            </w:pPr>
+            <w:r>
+              <w:rPr>
+                <w:rFonts w:ascii="Trebuchet MS" w:hAnsi="Trebuchet MS" w:cs="Times New Roman"/>
               </w:rPr>
               <w:t>Registrar libros</w:t>
             </w:r>
@@ -932,12 +935,12 @@
           <w:p>
             <w:pPr>
               <w:rPr>
-                <w:rFonts w:ascii="Times New Roman" w:hAnsi="Times New Roman" w:cs="Times New Roman"/>
-              </w:rPr>
-            </w:pPr>
-            <w:r>
-              <w:rPr>
-                <w:rFonts w:ascii="Times New Roman" w:hAnsi="Times New Roman" w:cs="Times New Roman"/>
+                <w:rFonts w:ascii="Trebuchet MS" w:hAnsi="Trebuchet MS" w:cs="Times New Roman"/>
+              </w:rPr>
+            </w:pPr>
+            <w:r>
+              <w:rPr>
+                <w:rFonts w:ascii="Trebuchet MS" w:hAnsi="Trebuchet MS" w:cs="Times New Roman"/>
               </w:rPr>
               <w:t>Permite ingresar los datos del libro</w:t>
             </w:r>
@@ -950,12 +953,12 @@
           <w:p>
             <w:pPr>
               <w:rPr>
-                <w:rFonts w:ascii="Times New Roman" w:hAnsi="Times New Roman" w:cs="Times New Roman"/>
-              </w:rPr>
-            </w:pPr>
-            <w:r>
-              <w:rPr>
-                <w:rFonts w:ascii="Times New Roman" w:hAnsi="Times New Roman" w:cs="Times New Roman"/>
+                <w:rFonts w:ascii="Trebuchet MS" w:hAnsi="Trebuchet MS" w:cs="Times New Roman"/>
+              </w:rPr>
+            </w:pPr>
+            <w:r>
+              <w:rPr>
+                <w:rFonts w:ascii="Trebuchet MS" w:hAnsi="Trebuchet MS" w:cs="Times New Roman"/>
               </w:rPr>
               <w:t>Registrar libro</w:t>
             </w:r>
@@ -970,12 +973,12 @@
           <w:p>
             <w:pPr>
               <w:rPr>
-                <w:rFonts w:ascii="Times New Roman" w:hAnsi="Times New Roman" w:cs="Times New Roman"/>
-              </w:rPr>
-            </w:pPr>
-            <w:r>
-              <w:rPr>
-                <w:rFonts w:ascii="Times New Roman" w:hAnsi="Times New Roman" w:cs="Times New Roman"/>
+                <w:rFonts w:ascii="Trebuchet MS" w:hAnsi="Trebuchet MS" w:cs="Times New Roman"/>
+              </w:rPr>
+            </w:pPr>
+            <w:r>
+              <w:rPr>
+                <w:rFonts w:ascii="Trebuchet MS" w:hAnsi="Trebuchet MS" w:cs="Times New Roman"/>
               </w:rPr>
               <w:t>RF2</w:t>
             </w:r>
@@ -988,12 +991,12 @@
           <w:p>
             <w:pPr>
               <w:rPr>
-                <w:rFonts w:ascii="Times New Roman" w:hAnsi="Times New Roman" w:cs="Times New Roman"/>
-              </w:rPr>
-            </w:pPr>
-            <w:r>
-              <w:rPr>
-                <w:rFonts w:ascii="Times New Roman" w:hAnsi="Times New Roman" w:cs="Times New Roman"/>
+                <w:rFonts w:ascii="Trebuchet MS" w:hAnsi="Trebuchet MS" w:cs="Times New Roman"/>
+              </w:rPr>
+            </w:pPr>
+            <w:r>
+              <w:rPr>
+                <w:rFonts w:ascii="Trebuchet MS" w:hAnsi="Trebuchet MS" w:cs="Times New Roman"/>
               </w:rPr>
               <w:t>Buscar libros</w:t>
             </w:r>
@@ -1006,12 +1009,12 @@
           <w:p>
             <w:pPr>
               <w:rPr>
-                <w:rFonts w:ascii="Times New Roman" w:hAnsi="Times New Roman" w:cs="Times New Roman"/>
-              </w:rPr>
-            </w:pPr>
-            <w:r>
-              <w:rPr>
-                <w:rFonts w:ascii="Times New Roman" w:hAnsi="Times New Roman" w:cs="Times New Roman"/>
+                <w:rFonts w:ascii="Trebuchet MS" w:hAnsi="Trebuchet MS" w:cs="Times New Roman"/>
+              </w:rPr>
+            </w:pPr>
+            <w:r>
+              <w:rPr>
+                <w:rFonts w:ascii="Trebuchet MS" w:hAnsi="Trebuchet MS" w:cs="Times New Roman"/>
               </w:rPr>
               <w:t>Buscar libros por título, autor o su editorial</w:t>
             </w:r>
@@ -1024,12 +1027,12 @@
           <w:p>
             <w:pPr>
               <w:rPr>
-                <w:rFonts w:ascii="Times New Roman" w:hAnsi="Times New Roman" w:cs="Times New Roman"/>
-              </w:rPr>
-            </w:pPr>
-            <w:r>
-              <w:rPr>
-                <w:rFonts w:ascii="Times New Roman" w:hAnsi="Times New Roman" w:cs="Times New Roman"/>
+                <w:rFonts w:ascii="Trebuchet MS" w:hAnsi="Trebuchet MS" w:cs="Times New Roman"/>
+              </w:rPr>
+            </w:pPr>
+            <w:r>
+              <w:rPr>
+                <w:rFonts w:ascii="Trebuchet MS" w:hAnsi="Trebuchet MS" w:cs="Times New Roman"/>
               </w:rPr>
               <w:t>Consultar libros</w:t>
             </w:r>
@@ -1044,12 +1047,12 @@
           <w:p>
             <w:pPr>
               <w:rPr>
-                <w:rFonts w:ascii="Times New Roman" w:hAnsi="Times New Roman" w:cs="Times New Roman"/>
-              </w:rPr>
-            </w:pPr>
-            <w:r>
-              <w:rPr>
-                <w:rFonts w:ascii="Times New Roman" w:hAnsi="Times New Roman" w:cs="Times New Roman"/>
+                <w:rFonts w:ascii="Trebuchet MS" w:hAnsi="Trebuchet MS" w:cs="Times New Roman"/>
+              </w:rPr>
+            </w:pPr>
+            <w:r>
+              <w:rPr>
+                <w:rFonts w:ascii="Trebuchet MS" w:hAnsi="Trebuchet MS" w:cs="Times New Roman"/>
               </w:rPr>
               <w:t>RF3</w:t>
             </w:r>
@@ -1062,12 +1065,12 @@
           <w:p>
             <w:pPr>
               <w:rPr>
-                <w:rFonts w:ascii="Times New Roman" w:hAnsi="Times New Roman" w:cs="Times New Roman"/>
-              </w:rPr>
-            </w:pPr>
-            <w:r>
-              <w:rPr>
-                <w:rFonts w:ascii="Times New Roman" w:hAnsi="Times New Roman" w:cs="Times New Roman"/>
+                <w:rFonts w:ascii="Trebuchet MS" w:hAnsi="Trebuchet MS" w:cs="Times New Roman"/>
+              </w:rPr>
+            </w:pPr>
+            <w:r>
+              <w:rPr>
+                <w:rFonts w:ascii="Trebuchet MS" w:hAnsi="Trebuchet MS" w:cs="Times New Roman"/>
               </w:rPr>
               <w:t>Ver disponibilidad</w:t>
             </w:r>
@@ -1080,12 +1083,12 @@
           <w:p>
             <w:pPr>
               <w:rPr>
-                <w:rFonts w:ascii="Times New Roman" w:hAnsi="Times New Roman" w:cs="Times New Roman"/>
-              </w:rPr>
-            </w:pPr>
-            <w:r>
-              <w:rPr>
-                <w:rFonts w:ascii="Times New Roman" w:hAnsi="Times New Roman" w:cs="Times New Roman"/>
+                <w:rFonts w:ascii="Trebuchet MS" w:hAnsi="Trebuchet MS" w:cs="Times New Roman"/>
+              </w:rPr>
+            </w:pPr>
+            <w:r>
+              <w:rPr>
+                <w:rFonts w:ascii="Trebuchet MS" w:hAnsi="Trebuchet MS" w:cs="Times New Roman"/>
               </w:rPr>
               <w:t>Mostrar la disponibilidad de un libro</w:t>
             </w:r>
@@ -1098,12 +1101,12 @@
           <w:p>
             <w:pPr>
               <w:rPr>
-                <w:rFonts w:ascii="Times New Roman" w:hAnsi="Times New Roman" w:cs="Times New Roman"/>
-              </w:rPr>
-            </w:pPr>
-            <w:r>
-              <w:rPr>
-                <w:rFonts w:ascii="Times New Roman" w:hAnsi="Times New Roman" w:cs="Times New Roman"/>
+                <w:rFonts w:ascii="Trebuchet MS" w:hAnsi="Trebuchet MS" w:cs="Times New Roman"/>
+              </w:rPr>
+            </w:pPr>
+            <w:r>
+              <w:rPr>
+                <w:rFonts w:ascii="Trebuchet MS" w:hAnsi="Trebuchet MS" w:cs="Times New Roman"/>
               </w:rPr>
               <w:t>Ver disponibilidad</w:t>
             </w:r>
@@ -1114,7 +1117,7 @@
     <w:p>
       <w:pPr>
         <w:rPr>
-          <w:rFonts w:ascii="Times New Roman" w:hAnsi="Times New Roman" w:cs="Times New Roman"/>
+          <w:rFonts w:ascii="Trebuchet MS" w:hAnsi="Trebuchet MS" w:cs="Times New Roman"/>
         </w:rPr>
       </w:pPr>
     </w:p>
